--- a/client_rules/State National.docx
+++ b/client_rules/State National.docx
@@ -1,6 +1,6 @@
 
 <file path=word/document.xml><?xml version="1.0" encoding="utf-8"?>
-<w:document xmlns:wpc="http://schemas.microsoft.com/office/word/2010/wordprocessingCanvas" xmlns:cx="http://schemas.microsoft.com/office/drawing/2014/chartex" xmlns:cx1="http://schemas.microsoft.com/office/drawing/2015/9/8/chartex" xmlns:cx2="http://schemas.microsoft.com/office/drawing/2015/10/21/chartex" xmlns:cx3="http://schemas.microsoft.com/office/drawing/2016/5/9/chartex" xmlns:cx4="http://schemas.microsoft.com/office/drawing/2016/5/10/chartex" xmlns:cx5="http://schemas.microsoft.com/office/drawing/2016/5/11/chartex" xmlns:cx6="http://schemas.microsoft.com/office/drawing/2016/5/12/chartex" xmlns:cx7="http://schemas.microsoft.com/office/drawing/2016/5/13/chartex" xmlns:cx8="http://schemas.microsoft.com/office/drawing/2016/5/14/chartex" xmlns:mc="http://schemas.openxmlformats.org/markup-compatibility/2006" xmlns:aink="http://schemas.microsoft.com/office/drawing/2016/ink" xmlns:am3d="http://schemas.microsoft.com/office/drawing/2017/model3d" xmlns:o="urn:schemas-microsoft-com:office:office" xmlns:oel="http://schemas.microsoft.com/office/2019/extlst" xmlns:r="http://schemas.openxmlformats.org/officeDocument/2006/relationships" xmlns:m="http://schemas.openxmlformats.org/officeDocument/2006/math" xmlns:v="urn:schemas-microsoft-com:vml" xmlns:wp14="http://schemas.microsoft.com/office/word/2010/wordprocessingDrawing" xmlns:wp="http://schemas.openxmlformats.org/drawingml/2006/wordprocessingDrawing" xmlns:w10="urn:schemas-microsoft-com:office:word" xmlns:w="http://schemas.openxmlformats.org/wordprocessingml/2006/main" xmlns:w14="http://schemas.microsoft.com/office/word/2010/wordml" xmlns:w15="http://schemas.microsoft.com/office/word/2012/wordml" xmlns:w16cex="http://schemas.microsoft.com/office/word/2018/wordml/cex" xmlns:w16cid="http://schemas.microsoft.com/office/word/2016/wordml/cid" xmlns:w16="http://schemas.microsoft.com/office/word/2018/wordml" xmlns:w16sdtdh="http://schemas.microsoft.com/office/word/2020/wordml/sdtdatahash" xmlns:w16se="http://schemas.microsoft.com/office/word/2015/wordml/symex" xmlns:wpg="http://schemas.microsoft.com/office/word/2010/wordprocessingGroup" xmlns:wpi="http://schemas.microsoft.com/office/word/2010/wordprocessingInk" xmlns:wne="http://schemas.microsoft.com/office/word/2006/wordml" xmlns:wps="http://schemas.microsoft.com/office/word/2010/wordprocessingShape" mc:Ignorable="w14 w15 w16se w16cid w16 w16cex w16sdtdh wp14">
+<w:document xmlns:wpc="http://schemas.microsoft.com/office/word/2010/wordprocessingCanvas" xmlns:cx="http://schemas.microsoft.com/office/drawing/2014/chartex" xmlns:cx1="http://schemas.microsoft.com/office/drawing/2015/9/8/chartex" xmlns:cx2="http://schemas.microsoft.com/office/drawing/2015/10/21/chartex" xmlns:cx3="http://schemas.microsoft.com/office/drawing/2016/5/9/chartex" xmlns:cx4="http://schemas.microsoft.com/office/drawing/2016/5/10/chartex" xmlns:cx5="http://schemas.microsoft.com/office/drawing/2016/5/11/chartex" xmlns:cx6="http://schemas.microsoft.com/office/drawing/2016/5/12/chartex" xmlns:cx7="http://schemas.microsoft.com/office/drawing/2016/5/13/chartex" xmlns:cx8="http://schemas.microsoft.com/office/drawing/2016/5/14/chartex" xmlns:mc="http://schemas.openxmlformats.org/markup-compatibility/2006" xmlns:aink="http://schemas.microsoft.com/office/drawing/2016/ink" xmlns:am3d="http://schemas.microsoft.com/office/drawing/2017/model3d" xmlns:o="urn:schemas-microsoft-com:office:office" xmlns:oel="http://schemas.microsoft.com/office/2019/extlst" xmlns:r="http://schemas.openxmlformats.org/officeDocument/2006/relationships" xmlns:m="http://schemas.openxmlformats.org/officeDocument/2006/math" xmlns:v="urn:schemas-microsoft-com:vml" xmlns:wp14="http://schemas.microsoft.com/office/word/2010/wordprocessingDrawing" xmlns:wp="http://schemas.openxmlformats.org/drawingml/2006/wordprocessingDrawing" xmlns:w10="urn:schemas-microsoft-com:office:word" xmlns:w="http://schemas.openxmlformats.org/wordprocessingml/2006/main" xmlns:w14="http://schemas.microsoft.com/office/word/2010/wordml" xmlns:w15="http://schemas.microsoft.com/office/word/2012/wordml" xmlns:w16cex="http://schemas.microsoft.com/office/word/2018/wordml/cex" xmlns:w16cid="http://schemas.microsoft.com/office/word/2016/wordml/cid" xmlns:w16="http://schemas.microsoft.com/office/word/2018/wordml" xmlns:w16du="http://schemas.microsoft.com/office/word/2023/wordml/word16du" xmlns:w16sdtdh="http://schemas.microsoft.com/office/word/2020/wordml/sdtdatahash" xmlns:w16sdtfl="http://schemas.microsoft.com/office/word/2024/wordml/sdtformatlock" xmlns:w16se="http://schemas.microsoft.com/office/word/2015/wordml/symex" xmlns:wpg="http://schemas.microsoft.com/office/word/2010/wordprocessingGroup" xmlns:wpi="http://schemas.microsoft.com/office/word/2010/wordprocessingInk" xmlns:wne="http://schemas.microsoft.com/office/word/2006/wordml" xmlns:wps="http://schemas.microsoft.com/office/word/2010/wordprocessingShape" mc:Ignorable="w14 w15 w16se w16cid w16 w16cex w16sdtdh w16sdtfl w16du wp14">
   <w:body>
     <w:tbl>
       <w:tblPr>
@@ -14,9 +14,9 @@
         <w:tblLook w:val="04A0" w:firstRow="1" w:lastRow="0" w:firstColumn="1" w:lastColumn="0" w:noHBand="0" w:noVBand="1"/>
       </w:tblPr>
       <w:tblGrid>
-        <w:gridCol w:w="7634"/>
-        <w:gridCol w:w="11197"/>
-        <w:gridCol w:w="290"/>
+        <w:gridCol w:w="16939"/>
+        <w:gridCol w:w="1091"/>
+        <w:gridCol w:w="1091"/>
       </w:tblGrid>
       <w:tr>
         <w:trPr>
@@ -31,7 +31,6 @@
           <w:p>
             <w:pPr>
               <w:spacing w:after="0" w:line="240" w:lineRule="auto"/>
-              <w:jc w:val="center"/>
               <w:rPr>
                 <w:rFonts w:ascii="Times New Roman" w:eastAsia="Times New Roman" w:hAnsi="Times New Roman" w:cs="Times New Roman"/>
                 <w:kern w:val="0"/>
@@ -48,7 +47,7 @@
                 <w:szCs w:val="24"/>
                 <w14:ligatures w14:val="none"/>
               </w:rPr>
-              <w:t>Assignment Instructions</w:t>
+              <w:t>State National</w:t>
             </w:r>
           </w:p>
         </w:tc>
@@ -116,7 +115,6 @@
           <w:tcPr>
             <w:tcW w:w="0" w:type="auto"/>
             <w:vAlign w:val="center"/>
-            <w:hideMark/>
           </w:tcPr>
           <w:p>
             <w:pPr>
@@ -130,28 +128,6 @@
                 <w14:ligatures w14:val="none"/>
               </w:rPr>
             </w:pPr>
-            <w:proofErr w:type="gramStart"/>
-            <w:r>
-              <w:rPr>
-                <w:rFonts w:ascii="Times New Roman" w:eastAsia="Times New Roman" w:hAnsi="Times New Roman" w:cs="Times New Roman"/>
-                <w:kern w:val="0"/>
-                <w:sz w:val="24"/>
-                <w:szCs w:val="24"/>
-                <w14:ligatures w14:val="none"/>
-              </w:rPr>
-              <w:t>7774481  :</w:t>
-            </w:r>
-            <w:proofErr w:type="gramEnd"/>
-            <w:r>
-              <w:rPr>
-                <w:rFonts w:ascii="Times New Roman" w:eastAsia="Times New Roman" w:hAnsi="Times New Roman" w:cs="Times New Roman"/>
-                <w:kern w:val="0"/>
-                <w:sz w:val="24"/>
-                <w:szCs w:val="24"/>
-                <w14:ligatures w14:val="none"/>
-              </w:rPr>
-              <w:t> State National Insurance</w:t>
-            </w:r>
           </w:p>
         </w:tc>
         <w:tc>
@@ -218,7 +194,6 @@
           <w:tcPr>
             <w:tcW w:w="0" w:type="auto"/>
             <w:vAlign w:val="center"/>
-            <w:hideMark/>
           </w:tcPr>
           <w:p>
             <w:pPr>
@@ -232,16 +207,6 @@
                 <w14:ligatures w14:val="none"/>
               </w:rPr>
             </w:pPr>
-            <w:r>
-              <w:rPr>
-                <w:rFonts w:ascii="Times New Roman" w:eastAsia="Times New Roman" w:hAnsi="Times New Roman" w:cs="Times New Roman"/>
-                <w:kern w:val="0"/>
-                <w:sz w:val="24"/>
-                <w:szCs w:val="24"/>
-                <w14:ligatures w14:val="none"/>
-              </w:rPr>
-              <w:t>7/6/2023 10:43:51 AM</w:t>
-            </w:r>
           </w:p>
         </w:tc>
         <w:tc>
@@ -466,25 +431,8 @@
           <w:szCs w:val="26"/>
           <w14:ligatures w14:val="none"/>
         </w:rPr>
-        <w:t>NADA printout showing the Clean Retail Value of the unit is required with all files - Repairable or Total Loss. </w:t>
-      </w:r>
-    </w:p>
-    <w:p>
-      <w:pPr>
-        <w:numPr>
-          <w:ilvl w:val="0"/>
-          <w:numId w:val="1"/>
-        </w:numPr>
-        <w:shd w:val="clear" w:color="auto" w:fill="FFFFFF"/>
-        <w:spacing w:before="100" w:beforeAutospacing="1" w:after="100" w:afterAutospacing="1" w:line="240" w:lineRule="auto"/>
-        <w:rPr>
-          <w:rFonts w:ascii="rubik" w:eastAsia="Times New Roman" w:hAnsi="rubik" w:cs="Times New Roman"/>
-          <w:kern w:val="0"/>
-          <w:sz w:val="24"/>
-          <w:szCs w:val="24"/>
-          <w14:ligatures w14:val="none"/>
-        </w:rPr>
-      </w:pPr>
+        <w:t>P</w:t>
+      </w:r>
       <w:r>
         <w:rPr>
           <w:rFonts w:ascii="rubik" w:eastAsia="Times New Roman" w:hAnsi="rubik" w:cs="Times New Roman"/>
@@ -493,6 +441,33 @@
           <w:szCs w:val="26"/>
           <w14:ligatures w14:val="none"/>
         </w:rPr>
+        <w:t>rintout showing the Clean Retail Value of the unit is required with all files - Repairable or Total Loss. </w:t>
+      </w:r>
+    </w:p>
+    <w:p>
+      <w:pPr>
+        <w:numPr>
+          <w:ilvl w:val="0"/>
+          <w:numId w:val="1"/>
+        </w:numPr>
+        <w:shd w:val="clear" w:color="auto" w:fill="FFFFFF"/>
+        <w:spacing w:before="100" w:beforeAutospacing="1" w:after="100" w:afterAutospacing="1" w:line="240" w:lineRule="auto"/>
+        <w:rPr>
+          <w:rFonts w:ascii="rubik" w:eastAsia="Times New Roman" w:hAnsi="rubik" w:cs="Times New Roman"/>
+          <w:kern w:val="0"/>
+          <w:sz w:val="24"/>
+          <w:szCs w:val="24"/>
+          <w14:ligatures w14:val="none"/>
+        </w:rPr>
+      </w:pPr>
+      <w:r>
+        <w:rPr>
+          <w:rFonts w:ascii="rubik" w:eastAsia="Times New Roman" w:hAnsi="rubik" w:cs="Times New Roman"/>
+          <w:kern w:val="0"/>
+          <w:sz w:val="26"/>
+          <w:szCs w:val="26"/>
+          <w14:ligatures w14:val="none"/>
+        </w:rPr>
         <w:t>Do not reopen supplements called in by shops.   Please </w:t>
       </w:r>
       <w:r>
@@ -503,20 +478,8 @@
           <w:szCs w:val="24"/>
           <w14:ligatures w14:val="none"/>
         </w:rPr>
-        <w:t xml:space="preserve">have shop call State National at 855-962-5246 to seek approval before we can proceed in handling the </w:t>
-      </w:r>
-      <w:proofErr w:type="gramStart"/>
-      <w:r>
-        <w:rPr>
-          <w:rFonts w:ascii="rubik" w:eastAsia="Times New Roman" w:hAnsi="rubik" w:cs="Times New Roman"/>
-          <w:kern w:val="0"/>
-          <w:sz w:val="24"/>
-          <w:szCs w:val="24"/>
-          <w14:ligatures w14:val="none"/>
-        </w:rPr>
-        <w:t>supplement</w:t>
-      </w:r>
-      <w:proofErr w:type="gramEnd"/>
+        <w:t>have shop call State National at 855-962-5246 to seek approval before we can proceed in handling the supplement</w:t>
+      </w:r>
     </w:p>
     <w:p>
       <w:pPr>
@@ -704,9 +667,25 @@
           <w:szCs w:val="26"/>
           <w14:ligatures w14:val="none"/>
         </w:rPr>
-        <w:t xml:space="preserve">Call the inspection location 24 hours before to confirm vehicle location and set appointment.  If not at </w:t>
-      </w:r>
-      <w:proofErr w:type="gramStart"/>
+        <w:t>Call the inspection location 24 hours before to confirm vehicle location and set appointment.  If not at location, call the adjuster.</w:t>
+      </w:r>
+    </w:p>
+    <w:p>
+      <w:pPr>
+        <w:numPr>
+          <w:ilvl w:val="0"/>
+          <w:numId w:val="2"/>
+        </w:numPr>
+        <w:shd w:val="clear" w:color="auto" w:fill="FFFFFF"/>
+        <w:spacing w:before="100" w:beforeAutospacing="1" w:after="100" w:afterAutospacing="1" w:line="240" w:lineRule="auto"/>
+        <w:rPr>
+          <w:rFonts w:ascii="rubik" w:eastAsia="Times New Roman" w:hAnsi="rubik" w:cs="Times New Roman"/>
+          <w:kern w:val="0"/>
+          <w:sz w:val="24"/>
+          <w:szCs w:val="24"/>
+          <w14:ligatures w14:val="none"/>
+        </w:rPr>
+      </w:pPr>
       <w:r>
         <w:rPr>
           <w:rFonts w:ascii="Arial" w:eastAsia="Times New Roman" w:hAnsi="Arial" w:cs="Arial"/>
@@ -715,83 +694,33 @@
           <w:szCs w:val="26"/>
           <w14:ligatures w14:val="none"/>
         </w:rPr>
-        <w:t>location</w:t>
-      </w:r>
-      <w:proofErr w:type="gramEnd"/>
-      <w:r>
-        <w:rPr>
-          <w:rFonts w:ascii="Arial" w:eastAsia="Times New Roman" w:hAnsi="Arial" w:cs="Arial"/>
+        <w:t>Complete the State National CPI Appraisal report</w:t>
+      </w:r>
+    </w:p>
+    <w:p>
+      <w:pPr>
+        <w:numPr>
+          <w:ilvl w:val="0"/>
+          <w:numId w:val="2"/>
+        </w:numPr>
+        <w:shd w:val="clear" w:color="auto" w:fill="FFFFFF"/>
+        <w:spacing w:before="100" w:beforeAutospacing="1" w:after="100" w:afterAutospacing="1" w:line="240" w:lineRule="auto"/>
+        <w:rPr>
+          <w:rFonts w:ascii="rubik" w:eastAsia="Times New Roman" w:hAnsi="rubik" w:cs="Times New Roman"/>
+          <w:kern w:val="0"/>
+          <w:sz w:val="24"/>
+          <w:szCs w:val="24"/>
+          <w14:ligatures w14:val="none"/>
+        </w:rPr>
+      </w:pPr>
+      <w:r>
+        <w:rPr>
+          <w:rFonts w:ascii="rubik" w:eastAsia="Times New Roman" w:hAnsi="rubik" w:cs="Times New Roman"/>
           <w:kern w:val="0"/>
           <w:sz w:val="26"/>
           <w:szCs w:val="26"/>
           <w14:ligatures w14:val="none"/>
         </w:rPr>
-        <w:t>, call the adjuster.</w:t>
-      </w:r>
-    </w:p>
-    <w:p>
-      <w:pPr>
-        <w:numPr>
-          <w:ilvl w:val="0"/>
-          <w:numId w:val="2"/>
-        </w:numPr>
-        <w:shd w:val="clear" w:color="auto" w:fill="FFFFFF"/>
-        <w:spacing w:before="100" w:beforeAutospacing="1" w:after="100" w:afterAutospacing="1" w:line="240" w:lineRule="auto"/>
-        <w:rPr>
-          <w:rFonts w:ascii="rubik" w:eastAsia="Times New Roman" w:hAnsi="rubik" w:cs="Times New Roman"/>
-          <w:kern w:val="0"/>
-          <w:sz w:val="24"/>
-          <w:szCs w:val="24"/>
-          <w14:ligatures w14:val="none"/>
-        </w:rPr>
-      </w:pPr>
-      <w:r>
-        <w:rPr>
-          <w:rFonts w:ascii="Arial" w:eastAsia="Times New Roman" w:hAnsi="Arial" w:cs="Arial"/>
-          <w:kern w:val="0"/>
-          <w:sz w:val="26"/>
-          <w:szCs w:val="26"/>
-          <w14:ligatures w14:val="none"/>
-        </w:rPr>
-        <w:t xml:space="preserve">Complete the State National CPI Appraisal </w:t>
-      </w:r>
-      <w:proofErr w:type="gramStart"/>
-      <w:r>
-        <w:rPr>
-          <w:rFonts w:ascii="Arial" w:eastAsia="Times New Roman" w:hAnsi="Arial" w:cs="Arial"/>
-          <w:kern w:val="0"/>
-          <w:sz w:val="26"/>
-          <w:szCs w:val="26"/>
-          <w14:ligatures w14:val="none"/>
-        </w:rPr>
-        <w:t>report</w:t>
-      </w:r>
-      <w:proofErr w:type="gramEnd"/>
-    </w:p>
-    <w:p>
-      <w:pPr>
-        <w:numPr>
-          <w:ilvl w:val="0"/>
-          <w:numId w:val="2"/>
-        </w:numPr>
-        <w:shd w:val="clear" w:color="auto" w:fill="FFFFFF"/>
-        <w:spacing w:before="100" w:beforeAutospacing="1" w:after="100" w:afterAutospacing="1" w:line="240" w:lineRule="auto"/>
-        <w:rPr>
-          <w:rFonts w:ascii="rubik" w:eastAsia="Times New Roman" w:hAnsi="rubik" w:cs="Times New Roman"/>
-          <w:kern w:val="0"/>
-          <w:sz w:val="24"/>
-          <w:szCs w:val="24"/>
-          <w14:ligatures w14:val="none"/>
-        </w:rPr>
-      </w:pPr>
-      <w:r>
-        <w:rPr>
-          <w:rFonts w:ascii="rubik" w:eastAsia="Times New Roman" w:hAnsi="rubik" w:cs="Times New Roman"/>
-          <w:kern w:val="0"/>
-          <w:sz w:val="26"/>
-          <w:szCs w:val="26"/>
-          <w14:ligatures w14:val="none"/>
-        </w:rPr>
         <w:t>Do not reopen supplements called in by shops.   Please </w:t>
       </w:r>
       <w:r>
@@ -802,20 +731,8 @@
           <w:szCs w:val="24"/>
           <w14:ligatures w14:val="none"/>
         </w:rPr>
-        <w:t xml:space="preserve">have shop call State National at 855-962-5246 to seek approval before we can proceed in handling the </w:t>
-      </w:r>
-      <w:proofErr w:type="gramStart"/>
-      <w:r>
-        <w:rPr>
-          <w:rFonts w:ascii="rubik" w:eastAsia="Times New Roman" w:hAnsi="rubik" w:cs="Times New Roman"/>
-          <w:kern w:val="0"/>
-          <w:sz w:val="24"/>
-          <w:szCs w:val="24"/>
-          <w14:ligatures w14:val="none"/>
-        </w:rPr>
-        <w:t>supplement</w:t>
-      </w:r>
-      <w:proofErr w:type="gramEnd"/>
+        <w:t>have shop call State National at 855-962-5246 to seek approval before we can proceed in handling the supplement</w:t>
+      </w:r>
     </w:p>
     <w:p>
       <w:pPr>
@@ -938,9 +855,25 @@
           <w:szCs w:val="26"/>
           <w14:ligatures w14:val="none"/>
         </w:rPr>
-        <w:t xml:space="preserve">4 corners that are clear and </w:t>
-      </w:r>
-      <w:proofErr w:type="gramStart"/>
+        <w:t>4 corners that are clear and legible</w:t>
+      </w:r>
+    </w:p>
+    <w:p>
+      <w:pPr>
+        <w:numPr>
+          <w:ilvl w:val="0"/>
+          <w:numId w:val="3"/>
+        </w:numPr>
+        <w:shd w:val="clear" w:color="auto" w:fill="FFFFFF"/>
+        <w:spacing w:before="100" w:beforeAutospacing="1" w:after="100" w:afterAutospacing="1" w:line="240" w:lineRule="auto"/>
+        <w:rPr>
+          <w:rFonts w:ascii="rubik" w:eastAsia="Times New Roman" w:hAnsi="rubik" w:cs="Times New Roman"/>
+          <w:kern w:val="0"/>
+          <w:sz w:val="24"/>
+          <w:szCs w:val="24"/>
+          <w14:ligatures w14:val="none"/>
+        </w:rPr>
+      </w:pPr>
       <w:r>
         <w:rPr>
           <w:rFonts w:ascii="rubik" w:eastAsia="Times New Roman" w:hAnsi="rubik" w:cs="Times New Roman"/>
@@ -949,26 +882,9 @@
           <w:szCs w:val="26"/>
           <w14:ligatures w14:val="none"/>
         </w:rPr>
-        <w:t>legible</w:t>
-      </w:r>
-      <w:proofErr w:type="gramEnd"/>
-    </w:p>
-    <w:p>
-      <w:pPr>
-        <w:numPr>
-          <w:ilvl w:val="0"/>
-          <w:numId w:val="3"/>
-        </w:numPr>
-        <w:shd w:val="clear" w:color="auto" w:fill="FFFFFF"/>
-        <w:spacing w:before="100" w:beforeAutospacing="1" w:after="100" w:afterAutospacing="1" w:line="240" w:lineRule="auto"/>
-        <w:rPr>
-          <w:rFonts w:ascii="rubik" w:eastAsia="Times New Roman" w:hAnsi="rubik" w:cs="Times New Roman"/>
-          <w:kern w:val="0"/>
-          <w:sz w:val="24"/>
-          <w:szCs w:val="24"/>
-          <w14:ligatures w14:val="none"/>
-        </w:rPr>
-      </w:pPr>
+        <w:t xml:space="preserve">At least 4 photos of the </w:t>
+      </w:r>
+      <w:proofErr w:type="gramStart"/>
       <w:r>
         <w:rPr>
           <w:rFonts w:ascii="rubik" w:eastAsia="Times New Roman" w:hAnsi="rubik" w:cs="Times New Roman"/>
@@ -977,25 +893,9 @@
           <w:szCs w:val="26"/>
           <w14:ligatures w14:val="none"/>
         </w:rPr>
-        <w:t>At least 4 photos of the damage area</w:t>
-      </w:r>
-    </w:p>
-    <w:p>
-      <w:pPr>
-        <w:numPr>
-          <w:ilvl w:val="0"/>
-          <w:numId w:val="3"/>
-        </w:numPr>
-        <w:shd w:val="clear" w:color="auto" w:fill="FFFFFF"/>
-        <w:spacing w:before="100" w:beforeAutospacing="1" w:after="100" w:afterAutospacing="1" w:line="240" w:lineRule="auto"/>
-        <w:rPr>
-          <w:rFonts w:ascii="rubik" w:eastAsia="Times New Roman" w:hAnsi="rubik" w:cs="Times New Roman"/>
-          <w:kern w:val="0"/>
-          <w:sz w:val="24"/>
-          <w:szCs w:val="24"/>
-          <w14:ligatures w14:val="none"/>
-        </w:rPr>
-      </w:pPr>
+        <w:t>damage</w:t>
+      </w:r>
+      <w:proofErr w:type="gramEnd"/>
       <w:r>
         <w:rPr>
           <w:rFonts w:ascii="rubik" w:eastAsia="Times New Roman" w:hAnsi="rubik" w:cs="Times New Roman"/>
@@ -1004,9 +904,25 @@
           <w:szCs w:val="26"/>
           <w14:ligatures w14:val="none"/>
         </w:rPr>
-        <w:t xml:space="preserve">Impact height measurements in inches using a </w:t>
-      </w:r>
-      <w:proofErr w:type="spellStart"/>
+        <w:t xml:space="preserve"> area</w:t>
+      </w:r>
+    </w:p>
+    <w:p>
+      <w:pPr>
+        <w:numPr>
+          <w:ilvl w:val="0"/>
+          <w:numId w:val="3"/>
+        </w:numPr>
+        <w:shd w:val="clear" w:color="auto" w:fill="FFFFFF"/>
+        <w:spacing w:before="100" w:beforeAutospacing="1" w:after="100" w:afterAutospacing="1" w:line="240" w:lineRule="auto"/>
+        <w:rPr>
+          <w:rFonts w:ascii="rubik" w:eastAsia="Times New Roman" w:hAnsi="rubik" w:cs="Times New Roman"/>
+          <w:kern w:val="0"/>
+          <w:sz w:val="24"/>
+          <w:szCs w:val="24"/>
+          <w14:ligatures w14:val="none"/>
+        </w:rPr>
+      </w:pPr>
       <w:r>
         <w:rPr>
           <w:rFonts w:ascii="rubik" w:eastAsia="Times New Roman" w:hAnsi="rubik" w:cs="Times New Roman"/>
@@ -1015,18 +931,7 @@
           <w:szCs w:val="26"/>
           <w14:ligatures w14:val="none"/>
         </w:rPr>
-        <w:t>Keson</w:t>
-      </w:r>
-      <w:proofErr w:type="spellEnd"/>
-      <w:r>
-        <w:rPr>
-          <w:rFonts w:ascii="rubik" w:eastAsia="Times New Roman" w:hAnsi="rubik" w:cs="Times New Roman"/>
-          <w:kern w:val="0"/>
-          <w:sz w:val="26"/>
-          <w:szCs w:val="26"/>
-          <w14:ligatures w14:val="none"/>
-        </w:rPr>
-        <w:t xml:space="preserve"> Tape Measurer (straight on, level and showing contact with ground)</w:t>
+        <w:t>Impact height measurements in inches using a Keson Tape Measurer (straight on, level and showing contact with ground)</w:t>
       </w:r>
     </w:p>
     <w:p>
@@ -1491,9 +1396,25 @@
           <w:szCs w:val="26"/>
           <w14:ligatures w14:val="none"/>
         </w:rPr>
-        <w:t xml:space="preserve">Windshields with attention to chips, </w:t>
-      </w:r>
-      <w:proofErr w:type="gramStart"/>
+        <w:t>Windshields with attention to chips, pits and cracks</w:t>
+      </w:r>
+    </w:p>
+    <w:p>
+      <w:pPr>
+        <w:numPr>
+          <w:ilvl w:val="0"/>
+          <w:numId w:val="4"/>
+        </w:numPr>
+        <w:shd w:val="clear" w:color="auto" w:fill="FFFFFF"/>
+        <w:spacing w:before="100" w:beforeAutospacing="1" w:after="100" w:afterAutospacing="1" w:line="240" w:lineRule="auto"/>
+        <w:rPr>
+          <w:rFonts w:ascii="rubik" w:eastAsia="Times New Roman" w:hAnsi="rubik" w:cs="Times New Roman"/>
+          <w:kern w:val="0"/>
+          <w:sz w:val="24"/>
+          <w:szCs w:val="24"/>
+          <w14:ligatures w14:val="none"/>
+        </w:rPr>
+      </w:pPr>
       <w:r>
         <w:rPr>
           <w:rFonts w:ascii="rubik" w:eastAsia="Times New Roman" w:hAnsi="rubik" w:cs="Times New Roman"/>
@@ -1502,9 +1423,25 @@
           <w:szCs w:val="26"/>
           <w14:ligatures w14:val="none"/>
         </w:rPr>
-        <w:t>pits</w:t>
-      </w:r>
-      <w:proofErr w:type="gramEnd"/>
+        <w:t>Spare tire</w:t>
+      </w:r>
+    </w:p>
+    <w:p>
+      <w:pPr>
+        <w:numPr>
+          <w:ilvl w:val="0"/>
+          <w:numId w:val="4"/>
+        </w:numPr>
+        <w:shd w:val="clear" w:color="auto" w:fill="FFFFFF"/>
+        <w:spacing w:before="100" w:beforeAutospacing="1" w:after="100" w:afterAutospacing="1" w:line="240" w:lineRule="auto"/>
+        <w:rPr>
+          <w:rFonts w:ascii="rubik" w:eastAsia="Times New Roman" w:hAnsi="rubik" w:cs="Times New Roman"/>
+          <w:kern w:val="0"/>
+          <w:sz w:val="24"/>
+          <w:szCs w:val="24"/>
+          <w14:ligatures w14:val="none"/>
+        </w:rPr>
+      </w:pPr>
       <w:r>
         <w:rPr>
           <w:rFonts w:ascii="rubik" w:eastAsia="Times New Roman" w:hAnsi="rubik" w:cs="Times New Roman"/>
@@ -1513,7 +1450,7 @@
           <w:szCs w:val="26"/>
           <w14:ligatures w14:val="none"/>
         </w:rPr>
-        <w:t xml:space="preserve"> and cracks</w:t>
+        <w:t>Engine compartment condition</w:t>
       </w:r>
     </w:p>
     <w:p>
@@ -1540,7 +1477,7 @@
           <w:szCs w:val="26"/>
           <w14:ligatures w14:val="none"/>
         </w:rPr>
-        <w:t>Spare tire</w:t>
+        <w:t>Engine with dipstick pulled to show oil level and condition</w:t>
       </w:r>
     </w:p>
     <w:p>
@@ -1567,7 +1504,7 @@
           <w:szCs w:val="26"/>
           <w14:ligatures w14:val="none"/>
         </w:rPr>
-        <w:t>Engine compartment condition</w:t>
+        <w:t>Trunk of vehicle showing spare</w:t>
       </w:r>
     </w:p>
     <w:p>
@@ -1594,7 +1531,7 @@
           <w:szCs w:val="26"/>
           <w14:ligatures w14:val="none"/>
         </w:rPr>
-        <w:t xml:space="preserve">Engine with dipstick pulled to show oil level and </w:t>
+        <w:t xml:space="preserve">Any other </w:t>
       </w:r>
       <w:proofErr w:type="gramStart"/>
       <w:r>
@@ -1605,26 +1542,9 @@
           <w:szCs w:val="26"/>
           <w14:ligatures w14:val="none"/>
         </w:rPr>
-        <w:t>condition</w:t>
+        <w:t>needed photos</w:t>
       </w:r>
       <w:proofErr w:type="gramEnd"/>
-    </w:p>
-    <w:p>
-      <w:pPr>
-        <w:numPr>
-          <w:ilvl w:val="0"/>
-          <w:numId w:val="4"/>
-        </w:numPr>
-        <w:shd w:val="clear" w:color="auto" w:fill="FFFFFF"/>
-        <w:spacing w:before="100" w:beforeAutospacing="1" w:after="100" w:afterAutospacing="1" w:line="240" w:lineRule="auto"/>
-        <w:rPr>
-          <w:rFonts w:ascii="rubik" w:eastAsia="Times New Roman" w:hAnsi="rubik" w:cs="Times New Roman"/>
-          <w:kern w:val="0"/>
-          <w:sz w:val="24"/>
-          <w:szCs w:val="24"/>
-          <w14:ligatures w14:val="none"/>
-        </w:rPr>
-      </w:pPr>
       <w:r>
         <w:rPr>
           <w:rFonts w:ascii="rubik" w:eastAsia="Times New Roman" w:hAnsi="rubik" w:cs="Times New Roman"/>
@@ -1633,47 +1553,8 @@
           <w:szCs w:val="26"/>
           <w14:ligatures w14:val="none"/>
         </w:rPr>
-        <w:t>Trunk of vehicle showing spare</w:t>
-      </w:r>
-    </w:p>
-    <w:p>
-      <w:pPr>
-        <w:numPr>
-          <w:ilvl w:val="0"/>
-          <w:numId w:val="4"/>
-        </w:numPr>
-        <w:shd w:val="clear" w:color="auto" w:fill="FFFFFF"/>
-        <w:spacing w:before="100" w:beforeAutospacing="1" w:after="100" w:afterAutospacing="1" w:line="240" w:lineRule="auto"/>
-        <w:rPr>
-          <w:rFonts w:ascii="rubik" w:eastAsia="Times New Roman" w:hAnsi="rubik" w:cs="Times New Roman"/>
-          <w:kern w:val="0"/>
-          <w:sz w:val="24"/>
-          <w:szCs w:val="24"/>
-          <w14:ligatures w14:val="none"/>
-        </w:rPr>
-      </w:pPr>
-      <w:r>
-        <w:rPr>
-          <w:rFonts w:ascii="rubik" w:eastAsia="Times New Roman" w:hAnsi="rubik" w:cs="Times New Roman"/>
-          <w:kern w:val="0"/>
-          <w:sz w:val="26"/>
-          <w:szCs w:val="26"/>
-          <w14:ligatures w14:val="none"/>
-        </w:rPr>
-        <w:t xml:space="preserve">Any other needed photos to depict damage, UPD or </w:t>
-      </w:r>
-      <w:proofErr w:type="gramStart"/>
-      <w:r>
-        <w:rPr>
-          <w:rFonts w:ascii="rubik" w:eastAsia="Times New Roman" w:hAnsi="rubik" w:cs="Times New Roman"/>
-          <w:kern w:val="0"/>
-          <w:sz w:val="26"/>
-          <w:szCs w:val="26"/>
-          <w14:ligatures w14:val="none"/>
-        </w:rPr>
-        <w:t>conditioning</w:t>
-      </w:r>
-      <w:proofErr w:type="gramEnd"/>
+        <w:t xml:space="preserve"> to depict damage, UPD or conditioning</w:t>
+      </w:r>
     </w:p>
     <w:p>
       <w:pPr>
@@ -1918,7 +1799,29 @@
           <w:szCs w:val="24"/>
           <w14:ligatures w14:val="none"/>
         </w:rPr>
-        <w:t>CAPA only for aftermarket sheet metal parts.</w:t>
+        <w:t xml:space="preserve">CAPA </w:t>
+      </w:r>
+      <w:proofErr w:type="gramStart"/>
+      <w:r>
+        <w:rPr>
+          <w:rFonts w:ascii="rubik" w:eastAsia="Times New Roman" w:hAnsi="rubik" w:cs="Times New Roman"/>
+          <w:kern w:val="0"/>
+          <w:sz w:val="24"/>
+          <w:szCs w:val="24"/>
+          <w14:ligatures w14:val="none"/>
+        </w:rPr>
+        <w:t>only</w:t>
+      </w:r>
+      <w:proofErr w:type="gramEnd"/>
+      <w:r>
+        <w:rPr>
+          <w:rFonts w:ascii="rubik" w:eastAsia="Times New Roman" w:hAnsi="rubik" w:cs="Times New Roman"/>
+          <w:kern w:val="0"/>
+          <w:sz w:val="24"/>
+          <w:szCs w:val="24"/>
+          <w14:ligatures w14:val="none"/>
+        </w:rPr>
+        <w:t xml:space="preserve"> for aftermarket sheet metal parts.</w:t>
       </w:r>
     </w:p>
     <w:p>
@@ -2069,31 +1972,7 @@
           <w:szCs w:val="24"/>
           <w14:ligatures w14:val="none"/>
         </w:rPr>
-        <w:t xml:space="preserve">Write a complete estimate.  Do not stop at </w:t>
-      </w:r>
-      <w:proofErr w:type="gramStart"/>
-      <w:r>
-        <w:rPr>
-          <w:rFonts w:ascii="Arial" w:eastAsia="Times New Roman" w:hAnsi="Arial" w:cs="Arial"/>
-          <w:color w:val="000000"/>
-          <w:kern w:val="0"/>
-          <w:sz w:val="24"/>
-          <w:szCs w:val="24"/>
-          <w14:ligatures w14:val="none"/>
-        </w:rPr>
-        <w:t>threshold</w:t>
-      </w:r>
-      <w:proofErr w:type="gramEnd"/>
-      <w:r>
-        <w:rPr>
-          <w:rFonts w:ascii="Arial" w:eastAsia="Times New Roman" w:hAnsi="Arial" w:cs="Arial"/>
-          <w:color w:val="000000"/>
-          <w:kern w:val="0"/>
-          <w:sz w:val="24"/>
-          <w:szCs w:val="24"/>
-          <w14:ligatures w14:val="none"/>
-        </w:rPr>
-        <w:t>.  This includes total burns.</w:t>
+        <w:t>Write a complete estimate.  Do not stop at threshold.  This includes total burns.</w:t>
       </w:r>
     </w:p>
     <w:p>
@@ -2379,29 +2258,7 @@
           <w:szCs w:val="26"/>
           <w14:ligatures w14:val="none"/>
         </w:rPr>
-        <w:t xml:space="preserve"> not include towing, storage or teardown charges in </w:t>
-      </w:r>
-      <w:proofErr w:type="gramStart"/>
-      <w:r>
-        <w:rPr>
-          <w:rFonts w:ascii="Arial" w:eastAsia="Times New Roman" w:hAnsi="Arial" w:cs="Arial"/>
-          <w:kern w:val="0"/>
-          <w:sz w:val="26"/>
-          <w:szCs w:val="26"/>
-          <w14:ligatures w14:val="none"/>
-        </w:rPr>
-        <w:t>estimate</w:t>
-      </w:r>
-      <w:proofErr w:type="gramEnd"/>
-      <w:r>
-        <w:rPr>
-          <w:rFonts w:ascii="Arial" w:eastAsia="Times New Roman" w:hAnsi="Arial" w:cs="Arial"/>
-          <w:kern w:val="0"/>
-          <w:sz w:val="26"/>
-          <w:szCs w:val="26"/>
-          <w14:ligatures w14:val="none"/>
-        </w:rPr>
-        <w:t>. List in Appraisal Report comments only and include a copy of the invoice/bill with your upload.</w:t>
+        <w:t xml:space="preserve"> not include towing, storage or teardown charges in estimate. List in Appraisal Report comments only and include a copy of the invoice/bill with your upload.</w:t>
       </w:r>
     </w:p>
     <w:p>
@@ -2551,20 +2408,8 @@
           <w:szCs w:val="26"/>
           <w14:ligatures w14:val="none"/>
         </w:rPr>
-        <w:t xml:space="preserve">Supporting invoices and photos are always to be included on supplement </w:t>
-      </w:r>
-      <w:proofErr w:type="gramStart"/>
-      <w:r>
-        <w:rPr>
-          <w:rFonts w:ascii="rubik" w:eastAsia="Times New Roman" w:hAnsi="rubik" w:cs="Times New Roman"/>
-          <w:kern w:val="0"/>
-          <w:sz w:val="26"/>
-          <w:szCs w:val="26"/>
-          <w14:ligatures w14:val="none"/>
-        </w:rPr>
-        <w:t>uploads</w:t>
-      </w:r>
-      <w:proofErr w:type="gramEnd"/>
+        <w:t>Supporting invoices and photos are always to be included on supplement uploads</w:t>
+      </w:r>
     </w:p>
     <w:p>
       <w:pPr>
@@ -2737,7 +2582,6 @@
           <w14:ligatures w14:val="none"/>
         </w:rPr>
       </w:pPr>
-      <w:proofErr w:type="gramStart"/>
       <w:r>
         <w:rPr>
           <w:rFonts w:ascii="rubik" w:eastAsia="Times New Roman" w:hAnsi="rubik" w:cs="Times New Roman"/>
@@ -2746,18 +2590,7 @@
           <w:szCs w:val="26"/>
           <w14:ligatures w14:val="none"/>
         </w:rPr>
-        <w:t>Estimate</w:t>
-      </w:r>
-      <w:proofErr w:type="gramEnd"/>
-      <w:r>
-        <w:rPr>
-          <w:rFonts w:ascii="rubik" w:eastAsia="Times New Roman" w:hAnsi="rubik" w:cs="Times New Roman"/>
-          <w:kern w:val="0"/>
-          <w:sz w:val="26"/>
-          <w:szCs w:val="26"/>
-          <w14:ligatures w14:val="none"/>
-        </w:rPr>
-        <w:t xml:space="preserve"> line note should contain the life expectancy or tire tread depth to document the decision.</w:t>
+        <w:t>Estimate line note should contain the life expectancy or tire tread depth to document the decision.</w:t>
       </w:r>
     </w:p>
     <w:p>
@@ -3085,7 +2918,29 @@
           <w:szCs w:val="24"/>
           <w14:ligatures w14:val="none"/>
         </w:rPr>
-        <w:t>Always check assignment notes from client. </w:t>
+        <w:t xml:space="preserve">Always check assignment notes from </w:t>
+      </w:r>
+      <w:proofErr w:type="gramStart"/>
+      <w:r>
+        <w:rPr>
+          <w:rFonts w:ascii="rubik" w:eastAsia="Times New Roman" w:hAnsi="rubik" w:cs="Times New Roman"/>
+          <w:kern w:val="0"/>
+          <w:sz w:val="24"/>
+          <w:szCs w:val="24"/>
+          <w14:ligatures w14:val="none"/>
+        </w:rPr>
+        <w:t>client</w:t>
+      </w:r>
+      <w:proofErr w:type="gramEnd"/>
+      <w:r>
+        <w:rPr>
+          <w:rFonts w:ascii="rubik" w:eastAsia="Times New Roman" w:hAnsi="rubik" w:cs="Times New Roman"/>
+          <w:kern w:val="0"/>
+          <w:sz w:val="24"/>
+          <w:szCs w:val="24"/>
+          <w14:ligatures w14:val="none"/>
+        </w:rPr>
+        <w:t>. </w:t>
       </w:r>
     </w:p>
     <w:p>
@@ -3182,9 +3037,25 @@
           <w:szCs w:val="26"/>
           <w14:ligatures w14:val="none"/>
         </w:rPr>
-        <w:t xml:space="preserve">Utilize local prevailing labor </w:t>
-      </w:r>
-      <w:proofErr w:type="gramStart"/>
+        <w:t>Utilize local prevailing labor rates</w:t>
+      </w:r>
+    </w:p>
+    <w:p>
+      <w:pPr>
+        <w:numPr>
+          <w:ilvl w:val="0"/>
+          <w:numId w:val="11"/>
+        </w:numPr>
+        <w:shd w:val="clear" w:color="auto" w:fill="FFFFFF"/>
+        <w:spacing w:before="100" w:beforeAutospacing="1" w:after="100" w:afterAutospacing="1" w:line="240" w:lineRule="auto"/>
+        <w:rPr>
+          <w:rFonts w:ascii="rubik" w:eastAsia="Times New Roman" w:hAnsi="rubik" w:cs="Times New Roman"/>
+          <w:kern w:val="0"/>
+          <w:sz w:val="24"/>
+          <w:szCs w:val="24"/>
+          <w14:ligatures w14:val="none"/>
+        </w:rPr>
+      </w:pPr>
       <w:r>
         <w:rPr>
           <w:rFonts w:ascii="rubik" w:eastAsia="Times New Roman" w:hAnsi="rubik" w:cs="Times New Roman"/>
@@ -3193,48 +3064,8 @@
           <w:szCs w:val="26"/>
           <w14:ligatures w14:val="none"/>
         </w:rPr>
-        <w:t>rates</w:t>
-      </w:r>
-      <w:proofErr w:type="gramEnd"/>
-    </w:p>
-    <w:p>
-      <w:pPr>
-        <w:numPr>
-          <w:ilvl w:val="0"/>
-          <w:numId w:val="11"/>
-        </w:numPr>
-        <w:shd w:val="clear" w:color="auto" w:fill="FFFFFF"/>
-        <w:spacing w:before="100" w:beforeAutospacing="1" w:after="100" w:afterAutospacing="1" w:line="240" w:lineRule="auto"/>
-        <w:rPr>
-          <w:rFonts w:ascii="rubik" w:eastAsia="Times New Roman" w:hAnsi="rubik" w:cs="Times New Roman"/>
-          <w:kern w:val="0"/>
-          <w:sz w:val="24"/>
-          <w:szCs w:val="24"/>
-          <w14:ligatures w14:val="none"/>
-        </w:rPr>
-      </w:pPr>
-      <w:r>
-        <w:rPr>
-          <w:rFonts w:ascii="rubik" w:eastAsia="Times New Roman" w:hAnsi="rubik" w:cs="Times New Roman"/>
-          <w:kern w:val="0"/>
-          <w:sz w:val="26"/>
-          <w:szCs w:val="26"/>
-          <w14:ligatures w14:val="none"/>
-        </w:rPr>
-        <w:t xml:space="preserve">Utilize applicable tax </w:t>
-      </w:r>
-      <w:proofErr w:type="gramStart"/>
-      <w:r>
-        <w:rPr>
-          <w:rFonts w:ascii="rubik" w:eastAsia="Times New Roman" w:hAnsi="rubik" w:cs="Times New Roman"/>
-          <w:kern w:val="0"/>
-          <w:sz w:val="26"/>
-          <w:szCs w:val="26"/>
-          <w14:ligatures w14:val="none"/>
-        </w:rPr>
-        <w:t>rate</w:t>
-      </w:r>
-      <w:proofErr w:type="gramEnd"/>
+        <w:t>Utilize applicable tax rate</w:t>
+      </w:r>
     </w:p>
     <w:p>
       <w:pPr>
@@ -3356,29 +3187,7 @@
           <w:szCs w:val="26"/>
           <w14:ligatures w14:val="none"/>
         </w:rPr>
-        <w:t xml:space="preserve">If applicable, always supply </w:t>
-      </w:r>
-      <w:proofErr w:type="gramStart"/>
-      <w:r>
-        <w:rPr>
-          <w:rFonts w:ascii="Arial" w:eastAsia="Times New Roman" w:hAnsi="Arial" w:cs="Arial"/>
-          <w:kern w:val="0"/>
-          <w:sz w:val="26"/>
-          <w:szCs w:val="26"/>
-          <w14:ligatures w14:val="none"/>
-        </w:rPr>
-        <w:t>a UPD</w:t>
-      </w:r>
-      <w:proofErr w:type="gramEnd"/>
-      <w:r>
-        <w:rPr>
-          <w:rFonts w:ascii="Arial" w:eastAsia="Times New Roman" w:hAnsi="Arial" w:cs="Arial"/>
-          <w:kern w:val="0"/>
-          <w:sz w:val="26"/>
-          <w:szCs w:val="26"/>
-          <w14:ligatures w14:val="none"/>
-        </w:rPr>
-        <w:t xml:space="preserve"> estimate.</w:t>
+        <w:t>If applicable, always supply a UPD estimate.</w:t>
       </w:r>
     </w:p>
     <w:p>
@@ -3436,31 +3245,7 @@
           <w:szCs w:val="24"/>
           <w14:ligatures w14:val="none"/>
         </w:rPr>
-        <w:t xml:space="preserve">Capture all damages.  Identify if collision, vandalism, hail, fire, water, </w:t>
-      </w:r>
-      <w:proofErr w:type="gramStart"/>
-      <w:r>
-        <w:rPr>
-          <w:rFonts w:ascii="Arial" w:eastAsia="Times New Roman" w:hAnsi="Arial" w:cs="Arial"/>
-          <w:color w:val="000000"/>
-          <w:kern w:val="0"/>
-          <w:sz w:val="24"/>
-          <w:szCs w:val="24"/>
-          <w14:ligatures w14:val="none"/>
-        </w:rPr>
-        <w:t>wear</w:t>
-      </w:r>
-      <w:proofErr w:type="gramEnd"/>
-      <w:r>
-        <w:rPr>
-          <w:rFonts w:ascii="Arial" w:eastAsia="Times New Roman" w:hAnsi="Arial" w:cs="Arial"/>
-          <w:color w:val="000000"/>
-          <w:kern w:val="0"/>
-          <w:sz w:val="24"/>
-          <w:szCs w:val="24"/>
-          <w14:ligatures w14:val="none"/>
-        </w:rPr>
-        <w:t xml:space="preserve"> and tear or “conversion costs” (conversion costs are the estimated cost to convert the vehicle back to stock if it has been lowered, lifted or modified).</w:t>
+        <w:t>Capture all damages.  Identify if collision, vandalism, hail, fire, water, wear and tear or “conversion costs” (conversion costs are the estimated cost to convert the vehicle back to stock if it has been lowered, lifted or modified).</w:t>
       </w:r>
     </w:p>
     <w:p>
@@ -3661,7 +3446,7 @@
 </file>
 
 <file path=word/numbering.xml><?xml version="1.0" encoding="utf-8"?>
-<w:numbering xmlns:wpc="http://schemas.microsoft.com/office/word/2010/wordprocessingCanvas" xmlns:cx="http://schemas.microsoft.com/office/drawing/2014/chartex" xmlns:cx1="http://schemas.microsoft.com/office/drawing/2015/9/8/chartex" xmlns:cx2="http://schemas.microsoft.com/office/drawing/2015/10/21/chartex" xmlns:cx3="http://schemas.microsoft.com/office/drawing/2016/5/9/chartex" xmlns:cx4="http://schemas.microsoft.com/office/drawing/2016/5/10/chartex" xmlns:cx5="http://schemas.microsoft.com/office/drawing/2016/5/11/chartex" xmlns:cx6="http://schemas.microsoft.com/office/drawing/2016/5/12/chartex" xmlns:cx7="http://schemas.microsoft.com/office/drawing/2016/5/13/chartex" xmlns:cx8="http://schemas.microsoft.com/office/drawing/2016/5/14/chartex" xmlns:mc="http://schemas.openxmlformats.org/markup-compatibility/2006" xmlns:aink="http://schemas.microsoft.com/office/drawing/2016/ink" xmlns:am3d="http://schemas.microsoft.com/office/drawing/2017/model3d" xmlns:o="urn:schemas-microsoft-com:office:office" xmlns:oel="http://schemas.microsoft.com/office/2019/extlst" xmlns:r="http://schemas.openxmlformats.org/officeDocument/2006/relationships" xmlns:m="http://schemas.openxmlformats.org/officeDocument/2006/math" xmlns:v="urn:schemas-microsoft-com:vml" xmlns:wp14="http://schemas.microsoft.com/office/word/2010/wordprocessingDrawing" xmlns:wp="http://schemas.openxmlformats.org/drawingml/2006/wordprocessingDrawing" xmlns:w10="urn:schemas-microsoft-com:office:word" xmlns:w="http://schemas.openxmlformats.org/wordprocessingml/2006/main" xmlns:w14="http://schemas.microsoft.com/office/word/2010/wordml" xmlns:w15="http://schemas.microsoft.com/office/word/2012/wordml" xmlns:w16cex="http://schemas.microsoft.com/office/word/2018/wordml/cex" xmlns:w16cid="http://schemas.microsoft.com/office/word/2016/wordml/cid" xmlns:w16="http://schemas.microsoft.com/office/word/2018/wordml" xmlns:w16sdtdh="http://schemas.microsoft.com/office/word/2020/wordml/sdtdatahash" xmlns:w16se="http://schemas.microsoft.com/office/word/2015/wordml/symex" xmlns:wpg="http://schemas.microsoft.com/office/word/2010/wordprocessingGroup" xmlns:wpi="http://schemas.microsoft.com/office/word/2010/wordprocessingInk" xmlns:wne="http://schemas.microsoft.com/office/word/2006/wordml" xmlns:wps="http://schemas.microsoft.com/office/word/2010/wordprocessingShape" mc:Ignorable="w14 w15 w16se w16cid w16 w16cex w16sdtdh wp14">
+<w:numbering xmlns:wpc="http://schemas.microsoft.com/office/word/2010/wordprocessingCanvas" xmlns:cx="http://schemas.microsoft.com/office/drawing/2014/chartex" xmlns:cx1="http://schemas.microsoft.com/office/drawing/2015/9/8/chartex" xmlns:cx2="http://schemas.microsoft.com/office/drawing/2015/10/21/chartex" xmlns:cx3="http://schemas.microsoft.com/office/drawing/2016/5/9/chartex" xmlns:cx4="http://schemas.microsoft.com/office/drawing/2016/5/10/chartex" xmlns:cx5="http://schemas.microsoft.com/office/drawing/2016/5/11/chartex" xmlns:cx6="http://schemas.microsoft.com/office/drawing/2016/5/12/chartex" xmlns:cx7="http://schemas.microsoft.com/office/drawing/2016/5/13/chartex" xmlns:cx8="http://schemas.microsoft.com/office/drawing/2016/5/14/chartex" xmlns:mc="http://schemas.openxmlformats.org/markup-compatibility/2006" xmlns:aink="http://schemas.microsoft.com/office/drawing/2016/ink" xmlns:am3d="http://schemas.microsoft.com/office/drawing/2017/model3d" xmlns:o="urn:schemas-microsoft-com:office:office" xmlns:oel="http://schemas.microsoft.com/office/2019/extlst" xmlns:r="http://schemas.openxmlformats.org/officeDocument/2006/relationships" xmlns:m="http://schemas.openxmlformats.org/officeDocument/2006/math" xmlns:v="urn:schemas-microsoft-com:vml" xmlns:wp14="http://schemas.microsoft.com/office/word/2010/wordprocessingDrawing" xmlns:wp="http://schemas.openxmlformats.org/drawingml/2006/wordprocessingDrawing" xmlns:w10="urn:schemas-microsoft-com:office:word" xmlns:w="http://schemas.openxmlformats.org/wordprocessingml/2006/main" xmlns:w14="http://schemas.microsoft.com/office/word/2010/wordml" xmlns:w15="http://schemas.microsoft.com/office/word/2012/wordml" xmlns:w16cex="http://schemas.microsoft.com/office/word/2018/wordml/cex" xmlns:w16cid="http://schemas.microsoft.com/office/word/2016/wordml/cid" xmlns:w16="http://schemas.microsoft.com/office/word/2018/wordml" xmlns:w16du="http://schemas.microsoft.com/office/word/2023/wordml/word16du" xmlns:w16sdtdh="http://schemas.microsoft.com/office/word/2020/wordml/sdtdatahash" xmlns:w16sdtfl="http://schemas.microsoft.com/office/word/2024/wordml/sdtformatlock" xmlns:w16se="http://schemas.microsoft.com/office/word/2015/wordml/symex" xmlns:wpg="http://schemas.microsoft.com/office/word/2010/wordprocessingGroup" xmlns:wpi="http://schemas.microsoft.com/office/word/2010/wordprocessingInk" xmlns:wne="http://schemas.microsoft.com/office/word/2006/wordml" xmlns:wps="http://schemas.microsoft.com/office/word/2010/wordprocessingShape" mc:Ignorable="w14 w15 w16se w16cid w16 w16cex w16sdtdh w16sdtfl w16du wp14">
   <w:abstractNum w:abstractNumId="0" w15:restartNumberingAfterBreak="0">
     <w:nsid w:val="0AE47C16"/>
     <w:multiLevelType w:val="multilevel"/>
@@ -5490,7 +5275,7 @@
 </file>
 
 <file path=word/styles.xml><?xml version="1.0" encoding="utf-8"?>
-<w:styles xmlns:mc="http://schemas.openxmlformats.org/markup-compatibility/2006" xmlns:r="http://schemas.openxmlformats.org/officeDocument/2006/relationships" xmlns:w="http://schemas.openxmlformats.org/wordprocessingml/2006/main" xmlns:w14="http://schemas.microsoft.com/office/word/2010/wordml" xmlns:w15="http://schemas.microsoft.com/office/word/2012/wordml" xmlns:w16cex="http://schemas.microsoft.com/office/word/2018/wordml/cex" xmlns:w16cid="http://schemas.microsoft.com/office/word/2016/wordml/cid" xmlns:w16="http://schemas.microsoft.com/office/word/2018/wordml" xmlns:w16sdtdh="http://schemas.microsoft.com/office/word/2020/wordml/sdtdatahash" xmlns:w16se="http://schemas.microsoft.com/office/word/2015/wordml/symex" mc:Ignorable="w14 w15 w16se w16cid w16 w16cex w16sdtdh">
+<w:styles xmlns:mc="http://schemas.openxmlformats.org/markup-compatibility/2006" xmlns:r="http://schemas.openxmlformats.org/officeDocument/2006/relationships" xmlns:w="http://schemas.openxmlformats.org/wordprocessingml/2006/main" xmlns:w14="http://schemas.microsoft.com/office/word/2010/wordml" xmlns:w15="http://schemas.microsoft.com/office/word/2012/wordml" xmlns:w16cex="http://schemas.microsoft.com/office/word/2018/wordml/cex" xmlns:w16cid="http://schemas.microsoft.com/office/word/2016/wordml/cid" xmlns:w16="http://schemas.microsoft.com/office/word/2018/wordml" xmlns:w16du="http://schemas.microsoft.com/office/word/2023/wordml/word16du" xmlns:w16sdtdh="http://schemas.microsoft.com/office/word/2020/wordml/sdtdatahash" xmlns:w16sdtfl="http://schemas.microsoft.com/office/word/2024/wordml/sdtformatlock" xmlns:w16se="http://schemas.microsoft.com/office/word/2015/wordml/symex" mc:Ignorable="w14 w15 w16se w16cid w16 w16cex w16sdtdh w16sdtfl w16du">
   <w:docDefaults>
     <w:rPrDefault>
       <w:rPr>

--- a/client_rules/State National.docx
+++ b/client_rules/State National.docx
@@ -443,6 +443,13 @@
         </w:rPr>
         <w:t>rintout showing the Clean Retail Value of the unit is required with all files - Repairable or Total Loss. </w:t>
       </w:r>
+      <w:r>
+        <w:rPr>
+          <w:sz w:val="28"/>
+          <w:szCs w:val="28"/>
+        </w:rPr>
+        <w:t>This may include NADA, J.D. Power, Kelly Blue Book, Edmunds, Carfax, Cars.com</w:t>
+      </w:r>
     </w:p>
     <w:p>
       <w:pPr>
@@ -1093,6 +1100,7 @@
           <w:szCs w:val="26"/>
           <w14:ligatures w14:val="none"/>
         </w:rPr>
+        <w:lastRenderedPageBreak/>
         <w:t>Unrelated Prior Damage (UPD)</w:t>
       </w:r>
     </w:p>
@@ -1120,7 +1128,6 @@
           <w:shd w:val="clear" w:color="auto" w:fill="FFFFFF"/>
           <w14:ligatures w14:val="none"/>
         </w:rPr>
-        <w:lastRenderedPageBreak/>
         <w:t>Required Total Loss Photos in Addition to the Above:</w:t>
       </w:r>
       <w:r>
@@ -2056,6 +2063,7 @@
           <w:szCs w:val="24"/>
           <w14:ligatures w14:val="none"/>
         </w:rPr>
+        <w:lastRenderedPageBreak/>
         <w:t>If inspecting the vehicle at </w:t>
       </w:r>
       <w:r>
@@ -2156,7 +2164,6 @@
           <w:szCs w:val="24"/>
           <w14:ligatures w14:val="none"/>
         </w:rPr>
-        <w:lastRenderedPageBreak/>
         <w:br/>
       </w:r>
       <w:r>
@@ -2918,6 +2925,7 @@
           <w:szCs w:val="24"/>
           <w14:ligatures w14:val="none"/>
         </w:rPr>
+        <w:lastRenderedPageBreak/>
         <w:t xml:space="preserve">Always check assignment notes from </w:t>
       </w:r>
       <w:proofErr w:type="gramStart"/>
@@ -2962,7 +2970,6 @@
           <w:szCs w:val="24"/>
           <w14:ligatures w14:val="none"/>
         </w:rPr>
-        <w:lastRenderedPageBreak/>
         <w:br/>
       </w:r>
       <w:r>
